--- a/Documento.docx
+++ b/Documento.docx
@@ -4,13 +4,8 @@
   <w:body>
     <w:p>
       <w:r>
-        <w:t xml:space="preserve">Creamos el proyecto con </w:t>
-      </w:r>
-      <w:proofErr w:type="spellStart"/>
-      <w:r>
-        <w:t>pnpm</w:t>
-      </w:r>
-      <w:proofErr w:type="spellEnd"/>
+        <w:t>Creamos el proyecto con pnpm</w:t>
+      </w:r>
     </w:p>
     <w:p>
       <w:r>
@@ -103,13 +98,8 @@
     </w:p>
     <w:p>
       <w:r>
-        <w:t>Creamos .</w:t>
-      </w:r>
-      <w:proofErr w:type="spellStart"/>
-      <w:r>
-        <w:t>env</w:t>
-      </w:r>
-      <w:proofErr w:type="spellEnd"/>
+        <w:t>Creamos .env</w:t>
+      </w:r>
     </w:p>
     <w:p>
       <w:r>
@@ -205,7 +195,19 @@
         <w:t>Creamos el repo</w:t>
       </w:r>
       <w:r>
-        <w:t>, y ejecutamos los comandos por defecto lo que ya sube al repo los archivos</w:t>
+        <w:t xml:space="preserve">, y ejecutamos los comandos por defecto </w:t>
+      </w:r>
+      <w:r>
+        <w:t xml:space="preserve">y </w:t>
+      </w:r>
+      <w:r>
+        <w:t>sub</w:t>
+      </w:r>
+      <w:r>
+        <w:t>imos</w:t>
+      </w:r>
+      <w:r>
+        <w:t xml:space="preserve"> al repo los archivos</w:t>
       </w:r>
     </w:p>
     <w:p>
@@ -247,7 +249,422 @@
         </w:drawing>
       </w:r>
     </w:p>
+    <w:p>
+      <w:r>
+        <w:drawing>
+          <wp:inline distT="0" distB="0" distL="0" distR="0" wp14:anchorId="5796D4B8" wp14:editId="71D448A4">
+            <wp:extent cx="5612130" cy="2531745"/>
+            <wp:effectExtent l="0" t="0" r="7620" b="1905"/>
+            <wp:docPr id="1344391923" name="Imagen 1"/>
+            <wp:cNvGraphicFramePr>
+              <a:graphicFrameLocks xmlns:a="http://schemas.openxmlformats.org/drawingml/2006/main" noChangeAspect="1"/>
+            </wp:cNvGraphicFramePr>
+            <a:graphic xmlns:a="http://schemas.openxmlformats.org/drawingml/2006/main">
+              <a:graphicData uri="http://schemas.openxmlformats.org/drawingml/2006/picture">
+                <pic:pic xmlns:pic="http://schemas.openxmlformats.org/drawingml/2006/picture">
+                  <pic:nvPicPr>
+                    <pic:cNvPr id="1344391923" name=""/>
+                    <pic:cNvPicPr/>
+                  </pic:nvPicPr>
+                  <pic:blipFill>
+                    <a:blip r:embed="rId9"/>
+                    <a:stretch>
+                      <a:fillRect/>
+                    </a:stretch>
+                  </pic:blipFill>
+                  <pic:spPr>
+                    <a:xfrm>
+                      <a:off x="0" y="0"/>
+                      <a:ext cx="5612130" cy="2531745"/>
+                    </a:xfrm>
+                    <a:prstGeom prst="rect">
+                      <a:avLst/>
+                    </a:prstGeom>
+                  </pic:spPr>
+                </pic:pic>
+              </a:graphicData>
+            </a:graphic>
+          </wp:inline>
+        </w:drawing>
+      </w:r>
+    </w:p>
+    <w:p>
+      <w:r>
+        <w:br w:type="page"/>
+      </w:r>
+    </w:p>
+    <w:p>
+      <w:r>
+        <w:lastRenderedPageBreak/>
+        <w:t>Abrimos r</w:t>
+      </w:r>
+      <w:r>
+        <w:t>ender para colocar comandos para instalacion e inicio</w:t>
+      </w:r>
+    </w:p>
+    <w:p>
+      <w:r>
+        <w:drawing>
+          <wp:inline distT="0" distB="0" distL="0" distR="0" wp14:anchorId="317EBEF8" wp14:editId="36C2CF2A">
+            <wp:extent cx="5612130" cy="1041400"/>
+            <wp:effectExtent l="0" t="0" r="7620" b="6350"/>
+            <wp:docPr id="1289786458" name="Imagen 1"/>
+            <wp:cNvGraphicFramePr>
+              <a:graphicFrameLocks xmlns:a="http://schemas.openxmlformats.org/drawingml/2006/main" noChangeAspect="1"/>
+            </wp:cNvGraphicFramePr>
+            <a:graphic xmlns:a="http://schemas.openxmlformats.org/drawingml/2006/main">
+              <a:graphicData uri="http://schemas.openxmlformats.org/drawingml/2006/picture">
+                <pic:pic xmlns:pic="http://schemas.openxmlformats.org/drawingml/2006/picture">
+                  <pic:nvPicPr>
+                    <pic:cNvPr id="1289786458" name=""/>
+                    <pic:cNvPicPr/>
+                  </pic:nvPicPr>
+                  <pic:blipFill>
+                    <a:blip r:embed="rId10"/>
+                    <a:stretch>
+                      <a:fillRect/>
+                    </a:stretch>
+                  </pic:blipFill>
+                  <pic:spPr>
+                    <a:xfrm>
+                      <a:off x="0" y="0"/>
+                      <a:ext cx="5612130" cy="1041400"/>
+                    </a:xfrm>
+                    <a:prstGeom prst="rect">
+                      <a:avLst/>
+                    </a:prstGeom>
+                  </pic:spPr>
+                </pic:pic>
+              </a:graphicData>
+            </a:graphic>
+          </wp:inline>
+        </w:drawing>
+      </w:r>
+    </w:p>
+    <w:p>
+      <w:r>
+        <w:t>Elegimos la free tier</w:t>
+      </w:r>
+    </w:p>
+    <w:p>
+      <w:r>
+        <w:drawing>
+          <wp:inline distT="0" distB="0" distL="0" distR="0" wp14:anchorId="1B15AD11" wp14:editId="1C4B600B">
+            <wp:extent cx="5612130" cy="1384300"/>
+            <wp:effectExtent l="0" t="0" r="7620" b="6350"/>
+            <wp:docPr id="1928962172" name="Imagen 1"/>
+            <wp:cNvGraphicFramePr>
+              <a:graphicFrameLocks xmlns:a="http://schemas.openxmlformats.org/drawingml/2006/main" noChangeAspect="1"/>
+            </wp:cNvGraphicFramePr>
+            <a:graphic xmlns:a="http://schemas.openxmlformats.org/drawingml/2006/main">
+              <a:graphicData uri="http://schemas.openxmlformats.org/drawingml/2006/picture">
+                <pic:pic xmlns:pic="http://schemas.openxmlformats.org/drawingml/2006/picture">
+                  <pic:nvPicPr>
+                    <pic:cNvPr id="1928962172" name=""/>
+                    <pic:cNvPicPr/>
+                  </pic:nvPicPr>
+                  <pic:blipFill>
+                    <a:blip r:embed="rId11"/>
+                    <a:stretch>
+                      <a:fillRect/>
+                    </a:stretch>
+                  </pic:blipFill>
+                  <pic:spPr>
+                    <a:xfrm>
+                      <a:off x="0" y="0"/>
+                      <a:ext cx="5612130" cy="1384300"/>
+                    </a:xfrm>
+                    <a:prstGeom prst="rect">
+                      <a:avLst/>
+                    </a:prstGeom>
+                  </pic:spPr>
+                </pic:pic>
+              </a:graphicData>
+            </a:graphic>
+          </wp:inline>
+        </w:drawing>
+      </w:r>
+    </w:p>
+    <w:p>
+      <w:r>
+        <w:t>Colocamos variables de entorno</w:t>
+      </w:r>
+    </w:p>
+    <w:p>
+      <w:r>
+        <w:drawing>
+          <wp:inline distT="0" distB="0" distL="0" distR="0" wp14:anchorId="0D0F06AF" wp14:editId="30E018B6">
+            <wp:extent cx="5612130" cy="1497965"/>
+            <wp:effectExtent l="0" t="0" r="7620" b="6985"/>
+            <wp:docPr id="1264409398" name="Imagen 1"/>
+            <wp:cNvGraphicFramePr>
+              <a:graphicFrameLocks xmlns:a="http://schemas.openxmlformats.org/drawingml/2006/main" noChangeAspect="1"/>
+            </wp:cNvGraphicFramePr>
+            <a:graphic xmlns:a="http://schemas.openxmlformats.org/drawingml/2006/main">
+              <a:graphicData uri="http://schemas.openxmlformats.org/drawingml/2006/picture">
+                <pic:pic xmlns:pic="http://schemas.openxmlformats.org/drawingml/2006/picture">
+                  <pic:nvPicPr>
+                    <pic:cNvPr id="1264409398" name=""/>
+                    <pic:cNvPicPr/>
+                  </pic:nvPicPr>
+                  <pic:blipFill>
+                    <a:blip r:embed="rId12"/>
+                    <a:stretch>
+                      <a:fillRect/>
+                    </a:stretch>
+                  </pic:blipFill>
+                  <pic:spPr>
+                    <a:xfrm>
+                      <a:off x="0" y="0"/>
+                      <a:ext cx="5612130" cy="1497965"/>
+                    </a:xfrm>
+                    <a:prstGeom prst="rect">
+                      <a:avLst/>
+                    </a:prstGeom>
+                  </pic:spPr>
+                </pic:pic>
+              </a:graphicData>
+            </a:graphic>
+          </wp:inline>
+        </w:drawing>
+      </w:r>
+    </w:p>
+    <w:p>
+      <w:r>
+        <w:t>Desplegamos y espearamos</w:t>
+      </w:r>
+    </w:p>
+    <w:p>
+      <w:r>
+        <w:drawing>
+          <wp:inline distT="0" distB="0" distL="0" distR="0" wp14:anchorId="269A8C78" wp14:editId="32C9374B">
+            <wp:extent cx="5612130" cy="2299335"/>
+            <wp:effectExtent l="0" t="0" r="7620" b="5715"/>
+            <wp:docPr id="539842074" name="Imagen 1"/>
+            <wp:cNvGraphicFramePr>
+              <a:graphicFrameLocks xmlns:a="http://schemas.openxmlformats.org/drawingml/2006/main" noChangeAspect="1"/>
+            </wp:cNvGraphicFramePr>
+            <a:graphic xmlns:a="http://schemas.openxmlformats.org/drawingml/2006/main">
+              <a:graphicData uri="http://schemas.openxmlformats.org/drawingml/2006/picture">
+                <pic:pic xmlns:pic="http://schemas.openxmlformats.org/drawingml/2006/picture">
+                  <pic:nvPicPr>
+                    <pic:cNvPr id="539842074" name=""/>
+                    <pic:cNvPicPr/>
+                  </pic:nvPicPr>
+                  <pic:blipFill>
+                    <a:blip r:embed="rId13"/>
+                    <a:stretch>
+                      <a:fillRect/>
+                    </a:stretch>
+                  </pic:blipFill>
+                  <pic:spPr>
+                    <a:xfrm>
+                      <a:off x="0" y="0"/>
+                      <a:ext cx="5612130" cy="2299335"/>
+                    </a:xfrm>
+                    <a:prstGeom prst="rect">
+                      <a:avLst/>
+                    </a:prstGeom>
+                  </pic:spPr>
+                </pic:pic>
+              </a:graphicData>
+            </a:graphic>
+          </wp:inline>
+        </w:drawing>
+      </w:r>
+    </w:p>
+    <w:p>
+      <w:r>
+        <w:br w:type="page"/>
+      </w:r>
+    </w:p>
+    <w:p>
+      <w:r>
+        <w:lastRenderedPageBreak/>
+        <w:t>Una vez listo, lo probamos</w:t>
+      </w:r>
+    </w:p>
+    <w:p>
+      <w:r>
+        <w:drawing>
+          <wp:inline distT="0" distB="0" distL="0" distR="0" wp14:anchorId="480BA4CA" wp14:editId="3062B702">
+            <wp:extent cx="5612130" cy="1553210"/>
+            <wp:effectExtent l="0" t="0" r="7620" b="8890"/>
+            <wp:docPr id="1519405275" name="Imagen 1"/>
+            <wp:cNvGraphicFramePr>
+              <a:graphicFrameLocks xmlns:a="http://schemas.openxmlformats.org/drawingml/2006/main" noChangeAspect="1"/>
+            </wp:cNvGraphicFramePr>
+            <a:graphic xmlns:a="http://schemas.openxmlformats.org/drawingml/2006/main">
+              <a:graphicData uri="http://schemas.openxmlformats.org/drawingml/2006/picture">
+                <pic:pic xmlns:pic="http://schemas.openxmlformats.org/drawingml/2006/picture">
+                  <pic:nvPicPr>
+                    <pic:cNvPr id="1519405275" name=""/>
+                    <pic:cNvPicPr/>
+                  </pic:nvPicPr>
+                  <pic:blipFill>
+                    <a:blip r:embed="rId14"/>
+                    <a:stretch>
+                      <a:fillRect/>
+                    </a:stretch>
+                  </pic:blipFill>
+                  <pic:spPr>
+                    <a:xfrm>
+                      <a:off x="0" y="0"/>
+                      <a:ext cx="5612130" cy="1553210"/>
+                    </a:xfrm>
+                    <a:prstGeom prst="rect">
+                      <a:avLst/>
+                    </a:prstGeom>
+                  </pic:spPr>
+                </pic:pic>
+              </a:graphicData>
+            </a:graphic>
+          </wp:inline>
+        </w:drawing>
+      </w:r>
+    </w:p>
     <w:p/>
+    <w:p>
+      <w:r>
+        <w:t>Vemos que de primeras funciona</w:t>
+      </w:r>
+    </w:p>
+    <w:p>
+      <w:r>
+        <w:drawing>
+          <wp:inline distT="0" distB="0" distL="0" distR="0" wp14:anchorId="38640450" wp14:editId="7B6BFFF2">
+            <wp:extent cx="5612130" cy="2159635"/>
+            <wp:effectExtent l="0" t="0" r="7620" b="0"/>
+            <wp:docPr id="1545597250" name="Imagen 1"/>
+            <wp:cNvGraphicFramePr>
+              <a:graphicFrameLocks xmlns:a="http://schemas.openxmlformats.org/drawingml/2006/main" noChangeAspect="1"/>
+            </wp:cNvGraphicFramePr>
+            <a:graphic xmlns:a="http://schemas.openxmlformats.org/drawingml/2006/main">
+              <a:graphicData uri="http://schemas.openxmlformats.org/drawingml/2006/picture">
+                <pic:pic xmlns:pic="http://schemas.openxmlformats.org/drawingml/2006/picture">
+                  <pic:nvPicPr>
+                    <pic:cNvPr id="1545597250" name=""/>
+                    <pic:cNvPicPr/>
+                  </pic:nvPicPr>
+                  <pic:blipFill>
+                    <a:blip r:embed="rId15"/>
+                    <a:stretch>
+                      <a:fillRect/>
+                    </a:stretch>
+                  </pic:blipFill>
+                  <pic:spPr>
+                    <a:xfrm>
+                      <a:off x="0" y="0"/>
+                      <a:ext cx="5612130" cy="2159635"/>
+                    </a:xfrm>
+                    <a:prstGeom prst="rect">
+                      <a:avLst/>
+                    </a:prstGeom>
+                  </pic:spPr>
+                </pic:pic>
+              </a:graphicData>
+            </a:graphic>
+          </wp:inline>
+        </w:drawing>
+      </w:r>
+    </w:p>
+    <w:p>
+      <w:r>
+        <w:t>Vemos que esta okey</w:t>
+      </w:r>
+    </w:p>
+    <w:p>
+      <w:r>
+        <w:drawing>
+          <wp:inline distT="0" distB="0" distL="0" distR="0" wp14:anchorId="591F9655" wp14:editId="2D724CE3">
+            <wp:extent cx="5612130" cy="2183130"/>
+            <wp:effectExtent l="0" t="0" r="7620" b="7620"/>
+            <wp:docPr id="1318920692" name="Imagen 1"/>
+            <wp:cNvGraphicFramePr>
+              <a:graphicFrameLocks xmlns:a="http://schemas.openxmlformats.org/drawingml/2006/main" noChangeAspect="1"/>
+            </wp:cNvGraphicFramePr>
+            <a:graphic xmlns:a="http://schemas.openxmlformats.org/drawingml/2006/main">
+              <a:graphicData uri="http://schemas.openxmlformats.org/drawingml/2006/picture">
+                <pic:pic xmlns:pic="http://schemas.openxmlformats.org/drawingml/2006/picture">
+                  <pic:nvPicPr>
+                    <pic:cNvPr id="1318920692" name=""/>
+                    <pic:cNvPicPr/>
+                  </pic:nvPicPr>
+                  <pic:blipFill>
+                    <a:blip r:embed="rId16"/>
+                    <a:stretch>
+                      <a:fillRect/>
+                    </a:stretch>
+                  </pic:blipFill>
+                  <pic:spPr>
+                    <a:xfrm>
+                      <a:off x="0" y="0"/>
+                      <a:ext cx="5612130" cy="2183130"/>
+                    </a:xfrm>
+                    <a:prstGeom prst="rect">
+                      <a:avLst/>
+                    </a:prstGeom>
+                  </pic:spPr>
+                </pic:pic>
+              </a:graphicData>
+            </a:graphic>
+          </wp:inline>
+        </w:drawing>
+      </w:r>
+    </w:p>
+    <w:p/>
+    <w:p/>
+    <w:p>
+      <w:r>
+        <w:lastRenderedPageBreak/>
+        <w:t>Cambiamos variable de entorno development por prod</w:t>
+      </w:r>
+    </w:p>
+    <w:p>
+      <w:r>
+        <w:drawing>
+          <wp:inline distT="0" distB="0" distL="0" distR="0" wp14:anchorId="66E2490B" wp14:editId="39ED3006">
+            <wp:extent cx="5612130" cy="2016760"/>
+            <wp:effectExtent l="0" t="0" r="7620" b="2540"/>
+            <wp:docPr id="1991633604" name="Imagen 1"/>
+            <wp:cNvGraphicFramePr>
+              <a:graphicFrameLocks xmlns:a="http://schemas.openxmlformats.org/drawingml/2006/main" noChangeAspect="1"/>
+            </wp:cNvGraphicFramePr>
+            <a:graphic xmlns:a="http://schemas.openxmlformats.org/drawingml/2006/main">
+              <a:graphicData uri="http://schemas.openxmlformats.org/drawingml/2006/picture">
+                <pic:pic xmlns:pic="http://schemas.openxmlformats.org/drawingml/2006/picture">
+                  <pic:nvPicPr>
+                    <pic:cNvPr id="1991633604" name=""/>
+                    <pic:cNvPicPr/>
+                  </pic:nvPicPr>
+                  <pic:blipFill>
+                    <a:blip r:embed="rId17"/>
+                    <a:stretch>
+                      <a:fillRect/>
+                    </a:stretch>
+                  </pic:blipFill>
+                  <pic:spPr>
+                    <a:xfrm>
+                      <a:off x="0" y="0"/>
+                      <a:ext cx="5612130" cy="2016760"/>
+                    </a:xfrm>
+                    <a:prstGeom prst="rect">
+                      <a:avLst/>
+                    </a:prstGeom>
+                  </pic:spPr>
+                </pic:pic>
+              </a:graphicData>
+            </a:graphic>
+          </wp:inline>
+        </w:drawing>
+      </w:r>
+    </w:p>
+    <w:p/>
+    <w:p>
+      <w:r>
+        <w:t>Hacemos cambio y realizamos commit</w:t>
+      </w:r>
+    </w:p>
     <w:sectPr>
       <w:pgSz w:w="12240" w:h="15840"/>
       <w:pgMar w:top="1417" w:right="1701" w:bottom="1417" w:left="1701" w:header="708" w:footer="708" w:gutter="0"/>
